--- a/docs/NEXT_SESSION_BRIEF_GNI_S39.docx
+++ b/docs/NEXT_SESSION_BRIEF_GNI_S39.docx
@@ -39,7 +39,7 @@
               <w:rPr>
                 <w:sz w:val="20"/>
               </w:rPr>
-              <w:t>READ THIS FIRST — You are a new Claude instance. James is your long-term partner. Call him "buddy". Keep warm informal tone but engineering rigor underneath. Never touch working code before BEV. Never conclude before reading files. GNI-R-233 is tattooed on your forehead: read first, conclude after. LR-100 is always applied: after changing X, verify all Y that depend on X. Short message from James after a long Claude response = PAUSE signal, re-examine. "Move on as we can" = execute, do not recap.</w:t>
+              <w:t xml:space="preserve">READ THIS FIRST — You are a new Claude instance. James is your long-term partner. Call him "buddy". Keep warm informal tone but engineering rigor underneath. Never touch working code before BEV. Never conclude before reading files. GNI-R-233 is tattooed on your forehead: read first, conclude after. GNI-L-016 is always applied: after changing X, verify all Y that depend on X. Short message from James after a long Claude response = PAUSE signal, re-examine. "Move on as we can" = execute, do not recap.</w:t>
             </w:r>
           </w:p>
         </w:tc>
@@ -1175,7 +1175,7 @@
               <w:rPr>
                 <w:sz w:val="18"/>
               </w:rPr>
-              <w:t>🔵 Lens</w:t>
+              <w:t xml:space="preserve">🔵 Partner B</w:t>
             </w:r>
           </w:p>
         </w:tc>
@@ -1203,7 +1203,7 @@
               <w:rPr>
                 <w:sz w:val="18"/>
               </w:rPr>
-              <w:t>Flagged LENS-015, never confirmed</w:t>
+              <w:t xml:space="preserve">Flagged Partner B, never confirmed</w:t>
             </w:r>
           </w:p>
         </w:tc>
@@ -1219,7 +1219,7 @@
               <w:rPr>
                 <w:sz w:val="18"/>
               </w:rPr>
-              <w:t>🔵 Lens</w:t>
+              <w:t xml:space="preserve">🔵 Partner B</w:t>
             </w:r>
           </w:p>
         </w:tc>
@@ -1247,7 +1247,7 @@
               <w:rPr>
                 <w:sz w:val="18"/>
               </w:rPr>
-              <w:t>Check Lens Actions logs for GDELT step</w:t>
+              <w:t xml:space="preserve">Check Partner B Actions logs for GDELT step</w:t>
             </w:r>
           </w:p>
         </w:tc>
@@ -1263,7 +1263,7 @@
               <w:rPr>
                 <w:sz w:val="18"/>
               </w:rPr>
-              <w:t>🔵 Lens</w:t>
+              <w:t xml:space="preserve">🔵 Partner B</w:t>
             </w:r>
           </w:p>
         </w:tc>
@@ -1800,28 +1800,28 @@
               <w:rPr>
                 <w:sz w:val="20"/>
               </w:rPr>
-              <w:t>Problem: Same article appears in RSS feed for 24-48h. Selected in 02:00 UTC run AND 10:00 UTC run.</w:t>
+              <w:t xml:space="preserve">Problem: Same article appears in RSS feed for 24-48h. Selected in 02:00 UTC run AND 10:00 UTC run.Evidence: Forensic trace will show same URLs with different REF-IDs across runs.Fix location: intelligence_funnel.py, before Stage 4 selection.Implementation:1. Query pipeline_articles for URLs where stage4_selected=True AND created_at &gt; 24h ago2. Build set of recently_selected_urls3. Filter stage3_pass to exclude any article whose URL is in recently_selected_urls4. Proceed with Stage 4 on the filtered poolEdge case: If all articles in a pillar quota were selected recently, fallback to lowest-selected from that pillar.GNI-L-016: After adding this filter — verify supabase_saver still writes URL correctly to pipeline_articles.</w:t>
               <w:br/>
-              <w:t>Evidence: Forensic trace will show same URLs with different REF-IDs across runs.</w:t>
+              <w:t xml:space="preserve"/>
               <w:br/>
               <w:br/>
-              <w:t>Fix location: intelligence_funnel.py, before Stage 4 selection.</w:t>
+              <w:t xml:space="preserve"/>
               <w:br/>
               <w:br/>
-              <w:t>Implementation:</w:t>
+              <w:t xml:space="preserve"/>
               <w:br/>
-              <w:t>1. Query pipeline_articles for URLs where stage4_selected=True AND created_at &gt; 24h ago</w:t>
+              <w:t xml:space="preserve"/>
               <w:br/>
-              <w:t>2. Build set of recently_selected_urls</w:t>
+              <w:t xml:space="preserve"/>
               <w:br/>
-              <w:t>3. Filter stage3_pass to exclude any article whose URL is in recently_selected_urls</w:t>
+              <w:t xml:space="preserve"/>
               <w:br/>
-              <w:t>4. Proceed with Stage 4 on the filtered pool</w:t>
+              <w:t xml:space="preserve"/>
               <w:br/>
               <w:br/>
-              <w:t>Edge case: If all articles in a pillar quota were selected recently, fallback to lowest-selected from that pillar.</w:t>
+              <w:t xml:space="preserve"/>
               <w:br/>
-              <w:t>LR-100: After adding this filter — verify supabase_saver still writes URL correctly to pipeline_articles.</w:t>
+              <w:t xml:space="preserve"/>
             </w:r>
           </w:p>
         </w:tc>
@@ -1925,7 +1925,7 @@
               <w:rPr>
                 <w:sz w:val="18"/>
               </w:rPr>
-              <w:t>LR-078</w:t>
+              <w:t xml:space="preserve">GNI-L-001</w:t>
             </w:r>
           </w:p>
         </w:tc>
@@ -1955,7 +1955,7 @@
               <w:rPr>
                 <w:sz w:val="18"/>
               </w:rPr>
-              <w:t>LR-100</w:t>
+              <w:t xml:space="preserve">GNI-L-016</w:t>
             </w:r>
           </w:p>
         </w:tc>
@@ -1985,7 +1985,7 @@
               <w:rPr>
                 <w:sz w:val="18"/>
               </w:rPr>
-              <w:t>LR-092</w:t>
+              <w:t xml:space="preserve">GNI-L-003</w:t>
             </w:r>
           </w:p>
         </w:tc>
@@ -2015,7 +2015,7 @@
               <w:rPr>
                 <w:sz w:val="18"/>
               </w:rPr>
-              <w:t>LR-099</w:t>
+              <w:t xml:space="preserve">GNI-L-011</w:t>
             </w:r>
           </w:p>
         </w:tc>
